--- a/01-精益工具知识库/02-核心工具/04-标准作业StandardWork.docx
+++ b/01-精益工具知识库/02-核心工具/04-标准作业StandardWork.docx
@@ -254,7 +254,7 @@
           <w:i w:val="0"/>
           <w:sz w:val="22"/>
         </w:rPr>
-        <w:t>在紧固件制造中，标准作业确保每道工序（冷镦、搓丝、热处理、表面处理、分选、包装）都按照经过验证的最佳方法执行，实现质量一致性和效率最优化。</w:t>
+        <w:t>在制造中，标准作业确保每道工序（机加工、精加工、热处理、表面处理、装配、包装）都按照经过验证的最佳方法执行，实现质量一致性和效率最优化。</w:t>
       </w:r>
     </w:p>
     <w:p>
@@ -1894,7 +1894,7 @@
           <w:i w:val="0"/>
           <w:sz w:val="32"/>
         </w:rPr>
-        <w:t>冷镦换模标准作业示例</w:t>
+        <w:t>机加工换模标准作业示例</w:t>
       </w:r>
     </w:p>
     <w:p>
@@ -1908,7 +1908,7 @@
           <w:i w:val="0"/>
           <w:sz w:val="26"/>
         </w:rPr>
-        <w:t>M12外六角螺栓冷镦换模标准作业</w:t>
+        <w:t>M12工件机加工换模标准作业</w:t>
       </w:r>
     </w:p>
     <w:p>
@@ -4349,7 +4349,7 @@
           <w:i w:val="0"/>
           <w:sz w:val="32"/>
         </w:rPr>
-        <w:t>紧固件行业具体应用案例</w:t>
+        <w:t>制造业具体应用案例</w:t>
       </w:r>
     </w:p>
     <w:p>
@@ -4363,7 +4363,7 @@
           <w:i w:val="0"/>
           <w:sz w:val="26"/>
         </w:rPr>
-        <w:t>案例：冷镦工序标准作业优化</w:t>
+        <w:t>案例：机加工工序标准作业优化</w:t>
       </w:r>
     </w:p>
     <w:p>
@@ -4377,7 +4377,7 @@
           <w:i w:val="0"/>
           <w:sz w:val="22"/>
         </w:rPr>
-        <w:t>背景</w:t>
+        <w:t>背景：某制造工厂机加工工序有6名操作员，负责3台机加工设备。不同操作员的生产效率和产品质量差异明显，最高效率者比最低效率者高出25%，且低效率操作员的产品不良率是高效率操作员的3倍。</w:t>
       </w:r>
       <w:r>
         <w:rPr>
@@ -4386,7 +4386,6 @@
           <w:i w:val="0"/>
           <w:sz w:val="22"/>
         </w:rPr>
-        <w:t>：某紧固件工厂冷镦工序有6名操作员，负责3台冷镦机。不同操作员的生产效率和产品质量差异明显，最高效率者比最低效率者高出25%，且低效率操作员的产品不良率是高效率操作员的3倍。</w:t>
       </w:r>
     </w:p>
     <w:p>
